--- a/week 4/Feature Engineering.docx
+++ b/week 4/Feature Engineering.docx
@@ -1271,6 +1271,1606 @@
           <w:szCs w:val="20"/>
         </w:rPr>
       </w:pPr>
+    </w:p>
+    <w:p>
+      <w:pPr>
+        <w:rPr>
+          <w:sz w:val="20"/>
+          <w:szCs w:val="20"/>
+        </w:rPr>
+      </w:pPr>
+      <w:proofErr w:type="spellStart"/>
+      <w:r>
+        <w:rPr>
+          <w:sz w:val="20"/>
+          <w:szCs w:val="20"/>
+        </w:rPr>
+        <w:t>PolynomialFeatures</w:t>
+      </w:r>
+      <w:proofErr w:type="spellEnd"/>
+      <w:r>
+        <w:rPr>
+          <w:sz w:val="20"/>
+          <w:szCs w:val="20"/>
+        </w:rPr>
+        <w:t xml:space="preserve"> </w:t>
+      </w:r>
+      <w:r>
+        <w:rPr>
+          <w:sz w:val="20"/>
+          <w:szCs w:val="20"/>
+        </w:rPr>
+        <w:t xml:space="preserve">- </w:t>
+      </w:r>
+      <w:r>
+        <w:rPr>
+          <w:sz w:val="20"/>
+          <w:szCs w:val="20"/>
+        </w:rPr>
+        <w:t xml:space="preserve">scikit-learn preprocessing tool that generates new feature columns by creating polynomial combinations and interactions of existing features </w:t>
+      </w:r>
+    </w:p>
+    <w:p>
+      <w:pPr>
+        <w:pStyle w:val="ListParagraph"/>
+        <w:numPr>
+          <w:ilvl w:val="0"/>
+          <w:numId w:val="1"/>
+        </w:numPr>
+        <w:rPr>
+          <w:sz w:val="20"/>
+          <w:szCs w:val="20"/>
+        </w:rPr>
+      </w:pPr>
+      <w:r>
+        <w:rPr>
+          <w:sz w:val="20"/>
+          <w:szCs w:val="20"/>
+        </w:rPr>
+        <w:t xml:space="preserve">Example: </w:t>
+      </w:r>
+      <w:r>
+        <w:rPr>
+          <w:sz w:val="20"/>
+          <w:szCs w:val="20"/>
+        </w:rPr>
+        <w:t>transforming into for degree 2</w:t>
+      </w:r>
+    </w:p>
+    <w:p>
+      <w:pPr>
+        <w:pStyle w:val="ListParagraph"/>
+        <w:numPr>
+          <w:ilvl w:val="0"/>
+          <w:numId w:val="1"/>
+        </w:numPr>
+        <w:rPr>
+          <w:sz w:val="20"/>
+          <w:szCs w:val="20"/>
+        </w:rPr>
+      </w:pPr>
+      <w:r>
+        <w:rPr>
+          <w:sz w:val="20"/>
+          <w:szCs w:val="20"/>
+        </w:rPr>
+        <w:t>It enables linear models to map non-linear relationships</w:t>
+      </w:r>
+    </w:p>
+    <w:p>
+      <w:pPr>
+        <w:pStyle w:val="ListParagraph"/>
+        <w:numPr>
+          <w:ilvl w:val="0"/>
+          <w:numId w:val="1"/>
+        </w:numPr>
+        <w:rPr>
+          <w:sz w:val="20"/>
+          <w:szCs w:val="20"/>
+        </w:rPr>
+      </w:pPr>
+      <w:r>
+        <w:rPr>
+          <w:sz w:val="20"/>
+          <w:szCs w:val="20"/>
+        </w:rPr>
+        <w:t>helping to fit curved, complex data patterns.</w:t>
+      </w:r>
+    </w:p>
+    <w:p>
+      <w:pPr>
+        <w:rPr>
+          <w:sz w:val="20"/>
+          <w:szCs w:val="20"/>
+        </w:rPr>
+      </w:pPr>
+      <w:r>
+        <w:rPr>
+          <w:sz w:val="20"/>
+          <w:szCs w:val="20"/>
+        </w:rPr>
+        <w:lastRenderedPageBreak/>
+        <w:t>Feature tools</w:t>
+      </w:r>
+    </w:p>
+    <w:p>
+      <w:pPr>
+        <w:rPr>
+          <w:sz w:val="20"/>
+          <w:szCs w:val="20"/>
+        </w:rPr>
+      </w:pPr>
+      <w:proofErr w:type="spellStart"/>
+      <w:r>
+        <w:rPr>
+          <w:sz w:val="20"/>
+          <w:szCs w:val="20"/>
+        </w:rPr>
+        <w:t>Featuretools</w:t>
+      </w:r>
+      <w:proofErr w:type="spellEnd"/>
+      <w:r>
+        <w:rPr>
+          <w:sz w:val="20"/>
+          <w:szCs w:val="20"/>
+        </w:rPr>
+        <w:t xml:space="preserve"> </w:t>
+      </w:r>
+      <w:r>
+        <w:rPr>
+          <w:sz w:val="20"/>
+          <w:szCs w:val="20"/>
+        </w:rPr>
+        <w:t xml:space="preserve">- </w:t>
+      </w:r>
+      <w:r>
+        <w:rPr>
+          <w:sz w:val="20"/>
+          <w:szCs w:val="20"/>
+        </w:rPr>
+        <w:t>primary open-source Python library for automated feature engineering on multi-table (relational) datasets</w:t>
+      </w:r>
+    </w:p>
+    <w:p>
+      <w:pPr>
+        <w:pStyle w:val="ListParagraph"/>
+        <w:numPr>
+          <w:ilvl w:val="0"/>
+          <w:numId w:val="1"/>
+        </w:numPr>
+        <w:rPr>
+          <w:sz w:val="20"/>
+          <w:szCs w:val="20"/>
+        </w:rPr>
+      </w:pPr>
+      <w:r>
+        <w:rPr>
+          <w:sz w:val="20"/>
+          <w:szCs w:val="20"/>
+        </w:rPr>
+        <w:t>uses a technique called Deep Feature Synthesis (DFS)</w:t>
+      </w:r>
+    </w:p>
+    <w:p>
+      <w:pPr>
+        <w:pStyle w:val="ListParagraph"/>
+        <w:numPr>
+          <w:ilvl w:val="1"/>
+          <w:numId w:val="1"/>
+        </w:numPr>
+        <w:rPr>
+          <w:sz w:val="20"/>
+          <w:szCs w:val="20"/>
+        </w:rPr>
+      </w:pPr>
+      <w:r>
+        <w:rPr>
+          <w:sz w:val="20"/>
+          <w:szCs w:val="20"/>
+        </w:rPr>
+        <w:t>create new features by traversing relationships between tables (entities) and applying mathematical transformations</w:t>
+      </w:r>
+    </w:p>
+    <w:p>
+      <w:pPr>
+        <w:rPr>
+          <w:sz w:val="20"/>
+          <w:szCs w:val="20"/>
+        </w:rPr>
+      </w:pPr>
+      <w:r>
+        <w:rPr>
+          <w:rFonts w:ascii="Roboto" w:hAnsi="Roboto"/>
+          <w:color w:val="0A0A0A"/>
+          <w:shd w:val="clear" w:color="auto" w:fill="FFFFFF"/>
+        </w:rPr>
+        <w:t>**</w:t>
+      </w:r>
+      <w:r>
+        <w:rPr>
+          <w:rFonts w:ascii="Roboto" w:hAnsi="Roboto"/>
+          <w:color w:val="0A0A0A"/>
+          <w:shd w:val="clear" w:color="auto" w:fill="FFFFFF"/>
+        </w:rPr>
+        <w:t>Data in a dataset is considered </w:t>
+      </w:r>
+      <w:r>
+        <w:rPr>
+          <w:rStyle w:val="Strong"/>
+          <w:rFonts w:ascii="Roboto" w:hAnsi="Roboto"/>
+          <w:color w:val="0A0A0A"/>
+          <w:shd w:val="clear" w:color="auto" w:fill="FFFFFF"/>
+        </w:rPr>
+        <w:t>"very tabular"</w:t>
+      </w:r>
+      <w:r>
+        <w:rPr>
+          <w:rFonts w:ascii="Roboto" w:hAnsi="Roboto"/>
+          <w:color w:val="0A0A0A"/>
+          <w:shd w:val="clear" w:color="auto" w:fill="FFFFFF"/>
+        </w:rPr>
+        <w:t> when it is </w:t>
+      </w:r>
+      <w:r>
+        <w:t>rigidly organized into a structured, two-dimensional grid of rows and columns, with high consistency across every record</w:t>
+      </w:r>
+      <w:r>
+        <w:rPr>
+          <w:rFonts w:ascii="Roboto" w:hAnsi="Roboto"/>
+          <w:color w:val="0A0A0A"/>
+          <w:shd w:val="clear" w:color="auto" w:fill="FFFFFF"/>
+        </w:rPr>
+        <w:t>. Such data is commonly known as a "flat file" or "tidy data,"</w:t>
+      </w:r>
+      <w:r>
+        <w:rPr>
+          <w:rFonts w:ascii="Roboto" w:hAnsi="Roboto"/>
+          <w:color w:val="0A0A0A"/>
+          <w:shd w:val="clear" w:color="auto" w:fill="FFFFFF"/>
+        </w:rPr>
+        <w:t>**</w:t>
+      </w:r>
+    </w:p>
+    <w:p>
+      <w:pPr>
+        <w:rPr>
+          <w:sz w:val="20"/>
+          <w:szCs w:val="20"/>
+        </w:rPr>
+      </w:pPr>
+      <w:r>
+        <w:rPr>
+          <w:sz w:val="20"/>
+          <w:szCs w:val="20"/>
+        </w:rPr>
+        <w:t>Filter Methods</w:t>
+      </w:r>
+    </w:p>
+    <w:p>
+      <w:pPr>
+        <w:pStyle w:val="ListParagraph"/>
+        <w:numPr>
+          <w:ilvl w:val="0"/>
+          <w:numId w:val="1"/>
+        </w:numPr>
+        <w:rPr>
+          <w:sz w:val="20"/>
+          <w:szCs w:val="20"/>
+        </w:rPr>
+      </w:pPr>
+      <w:r>
+        <w:rPr>
+          <w:sz w:val="20"/>
+          <w:szCs w:val="20"/>
+        </w:rPr>
+        <w:t xml:space="preserve">EDA and Preprocessing </w:t>
+      </w:r>
+    </w:p>
+    <w:p>
+      <w:pPr>
+        <w:pStyle w:val="ListParagraph"/>
+        <w:numPr>
+          <w:ilvl w:val="1"/>
+          <w:numId w:val="1"/>
+        </w:numPr>
+        <w:rPr>
+          <w:sz w:val="20"/>
+          <w:szCs w:val="20"/>
+        </w:rPr>
+      </w:pPr>
+      <w:r>
+        <w:rPr>
+          <w:sz w:val="20"/>
+          <w:szCs w:val="20"/>
+        </w:rPr>
+        <w:t xml:space="preserve">Duplicates </w:t>
+      </w:r>
+    </w:p>
+    <w:p>
+      <w:pPr>
+        <w:pStyle w:val="ListParagraph"/>
+        <w:numPr>
+          <w:ilvl w:val="1"/>
+          <w:numId w:val="1"/>
+        </w:numPr>
+        <w:rPr>
+          <w:sz w:val="20"/>
+          <w:szCs w:val="20"/>
+        </w:rPr>
+      </w:pPr>
+      <w:r>
+        <w:rPr>
+          <w:sz w:val="20"/>
+          <w:szCs w:val="20"/>
+        </w:rPr>
+        <w:t>Highly correlated very similar features</w:t>
+      </w:r>
+    </w:p>
+    <w:p>
+      <w:pPr>
+        <w:pStyle w:val="ListParagraph"/>
+        <w:numPr>
+          <w:ilvl w:val="1"/>
+          <w:numId w:val="1"/>
+        </w:numPr>
+        <w:rPr>
+          <w:sz w:val="20"/>
+          <w:szCs w:val="20"/>
+        </w:rPr>
+      </w:pPr>
+      <w:r>
+        <w:rPr>
+          <w:sz w:val="20"/>
+          <w:szCs w:val="20"/>
+        </w:rPr>
+        <w:t xml:space="preserve">Very sparse data </w:t>
+      </w:r>
+    </w:p>
+    <w:p>
+      <w:pPr>
+        <w:pStyle w:val="ListParagraph"/>
+        <w:numPr>
+          <w:ilvl w:val="0"/>
+          <w:numId w:val="1"/>
+        </w:numPr>
+        <w:rPr>
+          <w:sz w:val="20"/>
+          <w:szCs w:val="20"/>
+        </w:rPr>
+      </w:pPr>
+      <w:r>
+        <w:rPr>
+          <w:sz w:val="20"/>
+          <w:szCs w:val="20"/>
+        </w:rPr>
+        <w:t>Tell you about individual features (reasonable place to start)</w:t>
+      </w:r>
+    </w:p>
+    <w:p>
+      <w:pPr>
+        <w:rPr>
+          <w:sz w:val="20"/>
+          <w:szCs w:val="20"/>
+        </w:rPr>
+      </w:pPr>
+    </w:p>
+    <w:p>
+      <w:pPr>
+        <w:rPr>
+          <w:sz w:val="20"/>
+          <w:szCs w:val="20"/>
+        </w:rPr>
+      </w:pPr>
+      <w:r>
+        <w:rPr>
+          <w:sz w:val="20"/>
+          <w:szCs w:val="20"/>
+        </w:rPr>
+        <w:t>Wrapper methods</w:t>
+      </w:r>
+    </w:p>
+    <w:p>
+      <w:pPr>
+        <w:pStyle w:val="ListParagraph"/>
+        <w:numPr>
+          <w:ilvl w:val="0"/>
+          <w:numId w:val="1"/>
+        </w:numPr>
+        <w:rPr>
+          <w:sz w:val="20"/>
+          <w:szCs w:val="20"/>
+        </w:rPr>
+      </w:pPr>
+      <w:r>
+        <w:rPr>
+          <w:sz w:val="20"/>
+          <w:szCs w:val="20"/>
+        </w:rPr>
+        <w:t>What does the model look like if I take out a specific feature</w:t>
+      </w:r>
+    </w:p>
+    <w:p>
+      <w:pPr>
+        <w:pStyle w:val="ListParagraph"/>
+        <w:numPr>
+          <w:ilvl w:val="0"/>
+          <w:numId w:val="1"/>
+        </w:numPr>
+        <w:rPr>
+          <w:sz w:val="20"/>
+          <w:szCs w:val="20"/>
+        </w:rPr>
+      </w:pPr>
+      <w:r>
+        <w:rPr>
+          <w:sz w:val="20"/>
+          <w:szCs w:val="20"/>
+        </w:rPr>
+        <w:t xml:space="preserve">Every round it </w:t>
+      </w:r>
+      <w:proofErr w:type="spellStart"/>
+      <w:r>
+        <w:rPr>
+          <w:sz w:val="20"/>
+          <w:szCs w:val="20"/>
+        </w:rPr>
+        <w:t>eliminatews</w:t>
+      </w:r>
+      <w:proofErr w:type="spellEnd"/>
+      <w:r>
+        <w:rPr>
+          <w:sz w:val="20"/>
+          <w:szCs w:val="20"/>
+        </w:rPr>
+        <w:t xml:space="preserve"> features to narrow down the most </w:t>
+      </w:r>
+      <w:proofErr w:type="spellStart"/>
+      <w:r>
+        <w:rPr>
+          <w:sz w:val="20"/>
+          <w:szCs w:val="20"/>
+        </w:rPr>
+        <w:t>reliavble</w:t>
+      </w:r>
+      <w:proofErr w:type="spellEnd"/>
+      <w:r>
+        <w:rPr>
+          <w:sz w:val="20"/>
+          <w:szCs w:val="20"/>
+        </w:rPr>
+        <w:t xml:space="preserve"> features </w:t>
+      </w:r>
+    </w:p>
+    <w:p>
+      <w:pPr>
+        <w:pStyle w:val="ListParagraph"/>
+        <w:numPr>
+          <w:ilvl w:val="0"/>
+          <w:numId w:val="1"/>
+        </w:numPr>
+        <w:rPr>
+          <w:sz w:val="20"/>
+          <w:szCs w:val="20"/>
+        </w:rPr>
+      </w:pPr>
+      <w:r>
+        <w:rPr>
+          <w:sz w:val="20"/>
+          <w:szCs w:val="20"/>
+        </w:rPr>
+        <w:t xml:space="preserve">Very computationally expensive </w:t>
+      </w:r>
+    </w:p>
+    <w:p>
+      <w:pPr>
+        <w:pStyle w:val="ListParagraph"/>
+        <w:numPr>
+          <w:ilvl w:val="1"/>
+          <w:numId w:val="1"/>
+        </w:numPr>
+        <w:rPr>
+          <w:sz w:val="20"/>
+          <w:szCs w:val="20"/>
+        </w:rPr>
+      </w:pPr>
+      <w:r>
+        <w:rPr>
+          <w:sz w:val="20"/>
+          <w:szCs w:val="20"/>
+        </w:rPr>
+        <w:t xml:space="preserve">RFECV – recursive feature elimination </w:t>
+      </w:r>
+    </w:p>
+    <w:p>
+      <w:pPr>
+        <w:pStyle w:val="ListParagraph"/>
+        <w:numPr>
+          <w:ilvl w:val="0"/>
+          <w:numId w:val="1"/>
+        </w:numPr>
+        <w:rPr>
+          <w:sz w:val="20"/>
+          <w:szCs w:val="20"/>
+        </w:rPr>
+      </w:pPr>
+      <w:r>
+        <w:rPr>
+          <w:sz w:val="20"/>
+          <w:szCs w:val="20"/>
+        </w:rPr>
+        <w:t>Very unstable with correlated features</w:t>
+      </w:r>
+    </w:p>
+    <w:p>
+      <w:pPr>
+        <w:pStyle w:val="ListParagraph"/>
+        <w:numPr>
+          <w:ilvl w:val="1"/>
+          <w:numId w:val="1"/>
+        </w:numPr>
+        <w:rPr>
+          <w:sz w:val="20"/>
+          <w:szCs w:val="20"/>
+        </w:rPr>
+      </w:pPr>
+      <w:r>
+        <w:rPr>
+          <w:sz w:val="20"/>
+          <w:szCs w:val="20"/>
+        </w:rPr>
+        <w:t>Arbitrarily picks one to drop when two are correlated</w:t>
+      </w:r>
+    </w:p>
+    <w:p>
+      <w:pPr>
+        <w:pStyle w:val="ListParagraph"/>
+        <w:numPr>
+          <w:ilvl w:val="0"/>
+          <w:numId w:val="1"/>
+        </w:numPr>
+        <w:rPr>
+          <w:sz w:val="20"/>
+          <w:szCs w:val="20"/>
+        </w:rPr>
+      </w:pPr>
+      <w:r>
+        <w:rPr>
+          <w:sz w:val="20"/>
+          <w:szCs w:val="20"/>
+        </w:rPr>
+        <w:t>Forwards selection</w:t>
+      </w:r>
+    </w:p>
+    <w:p>
+      <w:pPr>
+        <w:pStyle w:val="ListParagraph"/>
+        <w:numPr>
+          <w:ilvl w:val="1"/>
+          <w:numId w:val="1"/>
+        </w:numPr>
+        <w:rPr>
+          <w:sz w:val="20"/>
+          <w:szCs w:val="20"/>
+        </w:rPr>
+      </w:pPr>
+      <w:r>
+        <w:rPr>
+          <w:sz w:val="20"/>
+          <w:szCs w:val="20"/>
+        </w:rPr>
+        <w:t xml:space="preserve">Start with no features and build up one by one </w:t>
+      </w:r>
+    </w:p>
+    <w:p>
+      <w:pPr>
+        <w:rPr>
+          <w:sz w:val="20"/>
+          <w:szCs w:val="20"/>
+        </w:rPr>
+      </w:pPr>
+      <w:r>
+        <w:rPr>
+          <w:sz w:val="20"/>
+          <w:szCs w:val="20"/>
+        </w:rPr>
+        <w:t>For both above – might miss interactions!!</w:t>
+      </w:r>
+    </w:p>
+    <w:p>
+      <w:pPr>
+        <w:rPr>
+          <w:sz w:val="20"/>
+          <w:szCs w:val="20"/>
+        </w:rPr>
+      </w:pPr>
+      <w:r>
+        <w:rPr>
+          <w:sz w:val="20"/>
+          <w:szCs w:val="20"/>
+        </w:rPr>
+        <w:tab/>
+        <w:t xml:space="preserve">Solution – stepwise selection </w:t>
+      </w:r>
+    </w:p>
+    <w:p>
+      <w:pPr>
+        <w:pStyle w:val="ListParagraph"/>
+        <w:numPr>
+          <w:ilvl w:val="0"/>
+          <w:numId w:val="1"/>
+        </w:numPr>
+        <w:rPr>
+          <w:sz w:val="20"/>
+          <w:szCs w:val="20"/>
+        </w:rPr>
+      </w:pPr>
+      <w:r>
+        <w:rPr>
+          <w:sz w:val="20"/>
+          <w:szCs w:val="20"/>
+        </w:rPr>
+        <w:t>Add and remove dynamically</w:t>
+      </w:r>
+    </w:p>
+    <w:p>
+      <w:pPr>
+        <w:pStyle w:val="ListParagraph"/>
+        <w:numPr>
+          <w:ilvl w:val="0"/>
+          <w:numId w:val="1"/>
+        </w:numPr>
+        <w:rPr>
+          <w:sz w:val="20"/>
+          <w:szCs w:val="20"/>
+        </w:rPr>
+      </w:pPr>
+      <w:r>
+        <w:rPr>
+          <w:sz w:val="20"/>
+          <w:szCs w:val="20"/>
+        </w:rPr>
+        <w:t xml:space="preserve">Extremely computationally expensive. Creating models between every step </w:t>
+      </w:r>
+    </w:p>
+    <w:p>
+      <w:pPr>
+        <w:pStyle w:val="ListParagraph"/>
+        <w:numPr>
+          <w:ilvl w:val="0"/>
+          <w:numId w:val="1"/>
+        </w:numPr>
+        <w:rPr>
+          <w:sz w:val="20"/>
+          <w:szCs w:val="20"/>
+        </w:rPr>
+      </w:pPr>
+      <w:r>
+        <w:rPr>
+          <w:sz w:val="20"/>
+          <w:szCs w:val="20"/>
+        </w:rPr>
+        <w:t xml:space="preserve">Unstable with correlated features </w:t>
+      </w:r>
+    </w:p>
+    <w:p>
+      <w:pPr>
+        <w:rPr>
+          <w:sz w:val="20"/>
+          <w:szCs w:val="20"/>
+        </w:rPr>
+      </w:pPr>
+      <w:r>
+        <w:rPr>
+          <w:sz w:val="20"/>
+          <w:szCs w:val="20"/>
+        </w:rPr>
+        <w:t xml:space="preserve">Reality – people don’t use these wrapper methods anymore because they are too computationally expensive </w:t>
+      </w:r>
+    </w:p>
+    <w:p>
+      <w:pPr>
+        <w:rPr>
+          <w:sz w:val="20"/>
+          <w:szCs w:val="20"/>
+        </w:rPr>
+      </w:pPr>
+    </w:p>
+    <w:p>
+      <w:pPr>
+        <w:rPr>
+          <w:sz w:val="20"/>
+          <w:szCs w:val="20"/>
+        </w:rPr>
+      </w:pPr>
+      <w:r>
+        <w:rPr>
+          <w:sz w:val="20"/>
+          <w:szCs w:val="20"/>
+        </w:rPr>
+        <w:t>Embedded methods – already inside</w:t>
+      </w:r>
+      <w:r>
+        <w:rPr>
+          <w:sz w:val="20"/>
+          <w:szCs w:val="20"/>
+        </w:rPr>
+        <w:t xml:space="preserve"> t</w:t>
+      </w:r>
+      <w:r>
+        <w:rPr>
+          <w:sz w:val="20"/>
+          <w:szCs w:val="20"/>
+        </w:rPr>
+        <w:t>he models</w:t>
+      </w:r>
+    </w:p>
+    <w:p>
+      <w:pPr>
+        <w:rPr>
+          <w:sz w:val="20"/>
+          <w:szCs w:val="20"/>
+        </w:rPr>
+      </w:pPr>
+      <w:r>
+        <w:rPr>
+          <w:sz w:val="20"/>
+          <w:szCs w:val="20"/>
+        </w:rPr>
+        <w:t>How do these models choose what features to drop?</w:t>
+      </w:r>
+    </w:p>
+    <w:p>
+      <w:pPr>
+        <w:pStyle w:val="ListParagraph"/>
+        <w:numPr>
+          <w:ilvl w:val="0"/>
+          <w:numId w:val="1"/>
+        </w:numPr>
+        <w:rPr>
+          <w:sz w:val="20"/>
+          <w:szCs w:val="20"/>
+        </w:rPr>
+      </w:pPr>
+      <w:r>
+        <w:rPr>
+          <w:sz w:val="20"/>
+          <w:szCs w:val="20"/>
+        </w:rPr>
+        <w:t xml:space="preserve">Linear based models: using smaller weights </w:t>
+      </w:r>
+    </w:p>
+    <w:p>
+      <w:pPr>
+        <w:pStyle w:val="ListParagraph"/>
+        <w:numPr>
+          <w:ilvl w:val="0"/>
+          <w:numId w:val="1"/>
+        </w:numPr>
+        <w:rPr>
+          <w:sz w:val="20"/>
+          <w:szCs w:val="20"/>
+        </w:rPr>
+      </w:pPr>
+      <w:r>
+        <w:rPr>
+          <w:sz w:val="20"/>
+          <w:szCs w:val="20"/>
+        </w:rPr>
+        <w:t>Tree based model: feature is rarely used</w:t>
+      </w:r>
+    </w:p>
+    <w:p>
+      <w:pPr>
+        <w:rPr>
+          <w:sz w:val="20"/>
+          <w:szCs w:val="20"/>
+        </w:rPr>
+      </w:pPr>
+      <w:r>
+        <w:rPr>
+          <w:sz w:val="20"/>
+          <w:szCs w:val="20"/>
+        </w:rPr>
+        <w:lastRenderedPageBreak/>
+        <w:t xml:space="preserve">Use L1/L2 </w:t>
+      </w:r>
+    </w:p>
+    <w:p>
+      <w:pPr>
+        <w:rPr>
+          <w:sz w:val="20"/>
+          <w:szCs w:val="20"/>
+        </w:rPr>
+      </w:pPr>
+      <w:proofErr w:type="spellStart"/>
+      <w:r>
+        <w:rPr>
+          <w:sz w:val="20"/>
+          <w:szCs w:val="20"/>
+        </w:rPr>
+        <w:t>Incorperated</w:t>
+      </w:r>
+      <w:proofErr w:type="spellEnd"/>
+      <w:r>
+        <w:rPr>
+          <w:sz w:val="20"/>
+          <w:szCs w:val="20"/>
+        </w:rPr>
+        <w:t xml:space="preserve"> into model training</w:t>
+      </w:r>
+    </w:p>
+    <w:p>
+      <w:pPr>
+        <w:rPr>
+          <w:b/>
+          <w:bCs/>
+          <w:sz w:val="20"/>
+          <w:szCs w:val="20"/>
+        </w:rPr>
+      </w:pPr>
+      <w:r>
+        <w:rPr>
+          <w:b/>
+          <w:bCs/>
+          <w:sz w:val="20"/>
+          <w:szCs w:val="20"/>
+        </w:rPr>
+        <w:t>Selection Methods</w:t>
+      </w:r>
+    </w:p>
+    <w:p>
+      <w:pPr>
+        <w:rPr>
+          <w:sz w:val="20"/>
+          <w:szCs w:val="20"/>
+        </w:rPr>
+      </w:pPr>
+      <w:r>
+        <w:rPr>
+          <w:noProof/>
+          <w:sz w:val="20"/>
+          <w:szCs w:val="20"/>
+        </w:rPr>
+        <w:drawing>
+          <wp:inline distT="0" distB="0" distL="0" distR="0" wp14:anchorId="2B63E998" wp14:editId="2D1434F5">
+            <wp:extent cx="5943600" cy="2543175"/>
+            <wp:effectExtent l="0" t="0" r="0" b="0"/>
+            <wp:docPr id="1118707982" name="Picture 1"/>
+            <wp:cNvGraphicFramePr>
+              <a:graphicFrameLocks xmlns:a="http://schemas.openxmlformats.org/drawingml/2006/main" noChangeAspect="1"/>
+            </wp:cNvGraphicFramePr>
+            <a:graphic xmlns:a="http://schemas.openxmlformats.org/drawingml/2006/main">
+              <a:graphicData uri="http://schemas.openxmlformats.org/drawingml/2006/picture">
+                <pic:pic xmlns:pic="http://schemas.openxmlformats.org/drawingml/2006/picture">
+                  <pic:nvPicPr>
+                    <pic:cNvPr id="1118707982" name="Picture 1118707982"/>
+                    <pic:cNvPicPr/>
+                  </pic:nvPicPr>
+                  <pic:blipFill>
+                    <a:blip r:embed="rId7" cstate="print">
+                      <a:extLst>
+                        <a:ext uri="{28A0092B-C50C-407E-A947-70E740481C1C}">
+                          <a14:useLocalDpi xmlns:a14="http://schemas.microsoft.com/office/drawing/2010/main" val="0"/>
+                        </a:ext>
+                      </a:extLst>
+                    </a:blip>
+                    <a:stretch>
+                      <a:fillRect/>
+                    </a:stretch>
+                  </pic:blipFill>
+                  <pic:spPr>
+                    <a:xfrm>
+                      <a:off x="0" y="0"/>
+                      <a:ext cx="5943600" cy="2543175"/>
+                    </a:xfrm>
+                    <a:prstGeom prst="rect">
+                      <a:avLst/>
+                    </a:prstGeom>
+                  </pic:spPr>
+                </pic:pic>
+              </a:graphicData>
+            </a:graphic>
+          </wp:inline>
+        </w:drawing>
+      </w:r>
+    </w:p>
+    <w:p>
+      <w:pPr>
+        <w:rPr>
+          <w:b/>
+          <w:bCs/>
+          <w:sz w:val="20"/>
+          <w:szCs w:val="20"/>
+        </w:rPr>
+      </w:pPr>
+      <w:r>
+        <w:rPr>
+          <w:b/>
+          <w:bCs/>
+          <w:sz w:val="20"/>
+          <w:szCs w:val="20"/>
+        </w:rPr>
+        <w:t>Classification Metrics</w:t>
+      </w:r>
+    </w:p>
+    <w:p>
+      <w:pPr>
+        <w:rPr>
+          <w:b/>
+          <w:bCs/>
+          <w:sz w:val="20"/>
+          <w:szCs w:val="20"/>
+        </w:rPr>
+      </w:pPr>
+      <w:r>
+        <w:rPr>
+          <w:noProof/>
+          <w:sz w:val="20"/>
+          <w:szCs w:val="20"/>
+        </w:rPr>
+        <w:drawing>
+          <wp:inline distT="0" distB="0" distL="0" distR="0" wp14:anchorId="5855916D" wp14:editId="40C1334A">
+            <wp:extent cx="5943600" cy="3006725"/>
+            <wp:effectExtent l="0" t="0" r="0" b="3175"/>
+            <wp:docPr id="1110628696" name="Picture 2"/>
+            <wp:cNvGraphicFramePr>
+              <a:graphicFrameLocks xmlns:a="http://schemas.openxmlformats.org/drawingml/2006/main" noChangeAspect="1"/>
+            </wp:cNvGraphicFramePr>
+            <a:graphic xmlns:a="http://schemas.openxmlformats.org/drawingml/2006/main">
+              <a:graphicData uri="http://schemas.openxmlformats.org/drawingml/2006/picture">
+                <pic:pic xmlns:pic="http://schemas.openxmlformats.org/drawingml/2006/picture">
+                  <pic:nvPicPr>
+                    <pic:cNvPr id="1110628696" name="Picture 1110628696"/>
+                    <pic:cNvPicPr/>
+                  </pic:nvPicPr>
+                  <pic:blipFill>
+                    <a:blip r:embed="rId8" cstate="print">
+                      <a:extLst>
+                        <a:ext uri="{28A0092B-C50C-407E-A947-70E740481C1C}">
+                          <a14:useLocalDpi xmlns:a14="http://schemas.microsoft.com/office/drawing/2010/main" val="0"/>
+                        </a:ext>
+                      </a:extLst>
+                    </a:blip>
+                    <a:stretch>
+                      <a:fillRect/>
+                    </a:stretch>
+                  </pic:blipFill>
+                  <pic:spPr>
+                    <a:xfrm>
+                      <a:off x="0" y="0"/>
+                      <a:ext cx="5943600" cy="3006725"/>
+                    </a:xfrm>
+                    <a:prstGeom prst="rect">
+                      <a:avLst/>
+                    </a:prstGeom>
+                  </pic:spPr>
+                </pic:pic>
+              </a:graphicData>
+            </a:graphic>
+          </wp:inline>
+        </w:drawing>
+      </w:r>
+    </w:p>
+    <w:p>
+      <w:pPr>
+        <w:rPr>
+          <w:b/>
+          <w:bCs/>
+          <w:sz w:val="20"/>
+          <w:szCs w:val="20"/>
+        </w:rPr>
+      </w:pPr>
+    </w:p>
+    <w:p>
+      <w:pPr>
+        <w:rPr>
+          <w:sz w:val="20"/>
+          <w:szCs w:val="20"/>
+        </w:rPr>
+      </w:pPr>
+      <w:r>
+        <w:rPr>
+          <w:sz w:val="20"/>
+          <w:szCs w:val="20"/>
+        </w:rPr>
+        <w:t xml:space="preserve">Lasso/Ridge </w:t>
+      </w:r>
+    </w:p>
+    <w:p>
+      <w:pPr>
+        <w:rPr>
+          <w:sz w:val="20"/>
+          <w:szCs w:val="20"/>
+        </w:rPr>
+      </w:pPr>
+      <w:r>
+        <w:rPr>
+          <w:sz w:val="20"/>
+          <w:szCs w:val="20"/>
+        </w:rPr>
+        <w:t xml:space="preserve">Feature Importance </w:t>
+      </w:r>
+    </w:p>
+    <w:p>
+      <w:pPr>
+        <w:pStyle w:val="ListParagraph"/>
+        <w:numPr>
+          <w:ilvl w:val="0"/>
+          <w:numId w:val="1"/>
+        </w:numPr>
+        <w:rPr>
+          <w:sz w:val="20"/>
+          <w:szCs w:val="20"/>
+        </w:rPr>
+      </w:pPr>
+      <w:r>
+        <w:rPr>
+          <w:sz w:val="20"/>
+          <w:szCs w:val="20"/>
+        </w:rPr>
+        <w:t xml:space="preserve">Works for </w:t>
+      </w:r>
+      <w:proofErr w:type="spellStart"/>
+      <w:r>
+        <w:rPr>
+          <w:sz w:val="20"/>
+          <w:szCs w:val="20"/>
+        </w:rPr>
+        <w:t>teree</w:t>
+      </w:r>
+      <w:proofErr w:type="spellEnd"/>
+      <w:r>
+        <w:rPr>
+          <w:sz w:val="20"/>
+          <w:szCs w:val="20"/>
+        </w:rPr>
+        <w:t xml:space="preserve"> based models</w:t>
+      </w:r>
+    </w:p>
+    <w:p>
+      <w:pPr>
+        <w:pStyle w:val="ListParagraph"/>
+        <w:numPr>
+          <w:ilvl w:val="0"/>
+          <w:numId w:val="1"/>
+        </w:numPr>
+        <w:rPr>
+          <w:sz w:val="20"/>
+          <w:szCs w:val="20"/>
+        </w:rPr>
+      </w:pPr>
+      <w:r>
+        <w:rPr>
+          <w:sz w:val="20"/>
+          <w:szCs w:val="20"/>
+        </w:rPr>
+        <w:t>Used during training</w:t>
+      </w:r>
+    </w:p>
+    <w:p>
+      <w:pPr>
+        <w:rPr>
+          <w:sz w:val="20"/>
+          <w:szCs w:val="20"/>
+        </w:rPr>
+      </w:pPr>
+      <w:r>
+        <w:rPr>
+          <w:sz w:val="20"/>
+          <w:szCs w:val="20"/>
+        </w:rPr>
+        <w:lastRenderedPageBreak/>
+        <w:t xml:space="preserve">Permutation </w:t>
+      </w:r>
+      <w:r>
+        <w:rPr>
+          <w:sz w:val="20"/>
+          <w:szCs w:val="20"/>
+        </w:rPr>
+        <w:t>Importance</w:t>
+      </w:r>
+      <w:r>
+        <w:rPr>
+          <w:sz w:val="20"/>
+          <w:szCs w:val="20"/>
+        </w:rPr>
+        <w:t xml:space="preserve"> (works well with </w:t>
+      </w:r>
+      <w:r>
+        <w:rPr>
+          <w:sz w:val="20"/>
+          <w:szCs w:val="20"/>
+        </w:rPr>
+        <w:t>feature</w:t>
+      </w:r>
+      <w:r>
+        <w:rPr>
+          <w:sz w:val="20"/>
+          <w:szCs w:val="20"/>
+        </w:rPr>
+        <w:t xml:space="preserve"> importance)</w:t>
+      </w:r>
+    </w:p>
+    <w:p>
+      <w:pPr>
+        <w:pStyle w:val="ListParagraph"/>
+        <w:numPr>
+          <w:ilvl w:val="0"/>
+          <w:numId w:val="1"/>
+        </w:numPr>
+        <w:rPr>
+          <w:sz w:val="20"/>
+          <w:szCs w:val="20"/>
+        </w:rPr>
+      </w:pPr>
+      <w:r>
+        <w:rPr>
+          <w:sz w:val="20"/>
+          <w:szCs w:val="20"/>
+        </w:rPr>
+        <w:t xml:space="preserve">Want to do ~10 shuffles of the features </w:t>
+      </w:r>
+    </w:p>
+    <w:p>
+      <w:pPr>
+        <w:pStyle w:val="ListParagraph"/>
+        <w:numPr>
+          <w:ilvl w:val="0"/>
+          <w:numId w:val="1"/>
+        </w:numPr>
+        <w:rPr>
+          <w:sz w:val="20"/>
+          <w:szCs w:val="20"/>
+        </w:rPr>
+      </w:pPr>
+      <w:r>
+        <w:rPr>
+          <w:sz w:val="20"/>
+          <w:szCs w:val="20"/>
+        </w:rPr>
+        <w:t xml:space="preserve">Ranks each feature on when I shuffle it, after the model is already trained, how important is each feature on determining output </w:t>
+      </w:r>
+    </w:p>
+    <w:p>
+      <w:pPr>
+        <w:pStyle w:val="ListParagraph"/>
+        <w:numPr>
+          <w:ilvl w:val="0"/>
+          <w:numId w:val="1"/>
+        </w:numPr>
+        <w:rPr>
+          <w:sz w:val="20"/>
+          <w:szCs w:val="20"/>
+        </w:rPr>
+      </w:pPr>
+      <w:r>
+        <w:rPr>
+          <w:sz w:val="20"/>
+          <w:szCs w:val="20"/>
+        </w:rPr>
+        <w:t>Tied to model performance</w:t>
+      </w:r>
+    </w:p>
+    <w:p>
+      <w:pPr>
+        <w:pStyle w:val="ListParagraph"/>
+        <w:numPr>
+          <w:ilvl w:val="0"/>
+          <w:numId w:val="1"/>
+        </w:numPr>
+        <w:rPr>
+          <w:sz w:val="20"/>
+          <w:szCs w:val="20"/>
+        </w:rPr>
+      </w:pPr>
+      <w:r>
+        <w:rPr>
+          <w:sz w:val="20"/>
+          <w:szCs w:val="20"/>
+        </w:rPr>
+        <w:t>Works on all models (not just tree based)</w:t>
+      </w:r>
+    </w:p>
+    <w:p>
+      <w:pPr>
+        <w:pStyle w:val="ListParagraph"/>
+        <w:numPr>
+          <w:ilvl w:val="0"/>
+          <w:numId w:val="1"/>
+        </w:numPr>
+        <w:rPr>
+          <w:sz w:val="20"/>
+          <w:szCs w:val="20"/>
+        </w:rPr>
+      </w:pPr>
+      <w:r>
+        <w:rPr>
+          <w:sz w:val="20"/>
+          <w:szCs w:val="20"/>
+        </w:rPr>
+        <w:t>Not good with redundant features</w:t>
+      </w:r>
+    </w:p>
+    <w:p>
+      <w:pPr>
+        <w:rPr>
+          <w:sz w:val="20"/>
+          <w:szCs w:val="20"/>
+        </w:rPr>
+      </w:pPr>
+      <w:proofErr w:type="spellStart"/>
+      <w:r>
+        <w:rPr>
+          <w:sz w:val="20"/>
+          <w:szCs w:val="20"/>
+        </w:rPr>
+        <w:t>Shap</w:t>
+      </w:r>
+      <w:proofErr w:type="spellEnd"/>
+    </w:p>
+    <w:p>
+      <w:pPr>
+        <w:pStyle w:val="ListParagraph"/>
+        <w:numPr>
+          <w:ilvl w:val="0"/>
+          <w:numId w:val="1"/>
+        </w:numPr>
+        <w:rPr>
+          <w:sz w:val="20"/>
+          <w:szCs w:val="20"/>
+        </w:rPr>
+      </w:pPr>
+      <w:r>
+        <w:rPr>
+          <w:sz w:val="20"/>
+          <w:szCs w:val="20"/>
+        </w:rPr>
+        <w:t xml:space="preserve">How a </w:t>
+      </w:r>
+      <w:proofErr w:type="gramStart"/>
+      <w:r>
+        <w:rPr>
+          <w:sz w:val="20"/>
+          <w:szCs w:val="20"/>
+        </w:rPr>
+        <w:t>specific tree predictions</w:t>
+      </w:r>
+      <w:proofErr w:type="gramEnd"/>
+      <w:r>
+        <w:rPr>
+          <w:sz w:val="20"/>
+          <w:szCs w:val="20"/>
+        </w:rPr>
+        <w:t xml:space="preserve"> were made (how trees were making splits)</w:t>
+      </w:r>
+    </w:p>
+    <w:p>
+      <w:pPr>
+        <w:pStyle w:val="ListParagraph"/>
+        <w:numPr>
+          <w:ilvl w:val="0"/>
+          <w:numId w:val="1"/>
+        </w:numPr>
+        <w:rPr>
+          <w:sz w:val="20"/>
+          <w:szCs w:val="20"/>
+        </w:rPr>
+      </w:pPr>
+      <w:proofErr w:type="spellStart"/>
+      <w:r>
+        <w:rPr>
+          <w:sz w:val="20"/>
+          <w:szCs w:val="20"/>
+        </w:rPr>
+        <w:t>Shap</w:t>
+      </w:r>
+      <w:proofErr w:type="spellEnd"/>
+      <w:r>
+        <w:rPr>
+          <w:sz w:val="20"/>
+          <w:szCs w:val="20"/>
+        </w:rPr>
+        <w:t xml:space="preserve"> waterfall plots </w:t>
+      </w:r>
+    </w:p>
+    <w:p>
+      <w:pPr>
+        <w:pStyle w:val="ListParagraph"/>
+        <w:numPr>
+          <w:ilvl w:val="0"/>
+          <w:numId w:val="1"/>
+        </w:numPr>
+        <w:rPr>
+          <w:sz w:val="20"/>
+          <w:szCs w:val="20"/>
+        </w:rPr>
+      </w:pPr>
+    </w:p>
+    <w:p>
+      <w:pPr>
+        <w:pStyle w:val="ListParagraph"/>
+        <w:numPr>
+          <w:ilvl w:val="0"/>
+          <w:numId w:val="1"/>
+        </w:numPr>
+        <w:rPr>
+          <w:sz w:val="20"/>
+          <w:szCs w:val="20"/>
+        </w:rPr>
+      </w:pPr>
+    </w:p>
+    <w:p>
+      <w:pPr>
+        <w:pStyle w:val="ListParagraph"/>
+        <w:numPr>
+          <w:ilvl w:val="0"/>
+          <w:numId w:val="1"/>
+        </w:numPr>
+        <w:rPr>
+          <w:sz w:val="20"/>
+          <w:szCs w:val="20"/>
+        </w:rPr>
+      </w:pPr>
+      <w:r>
+        <w:rPr>
+          <w:noProof/>
+          <w:sz w:val="20"/>
+          <w:szCs w:val="20"/>
+        </w:rPr>
+        <w:lastRenderedPageBreak/>
+        <w:drawing>
+          <wp:inline distT="0" distB="0" distL="0" distR="0" wp14:anchorId="3FFD74DA" wp14:editId="3467ABEC">
+            <wp:extent cx="3487567" cy="2016529"/>
+            <wp:effectExtent l="0" t="0" r="5080" b="3175"/>
+            <wp:docPr id="1235197390" name="Picture 3"/>
+            <wp:cNvGraphicFramePr>
+              <a:graphicFrameLocks xmlns:a="http://schemas.openxmlformats.org/drawingml/2006/main" noChangeAspect="1"/>
+            </wp:cNvGraphicFramePr>
+            <a:graphic xmlns:a="http://schemas.openxmlformats.org/drawingml/2006/main">
+              <a:graphicData uri="http://schemas.openxmlformats.org/drawingml/2006/picture">
+                <pic:pic xmlns:pic="http://schemas.openxmlformats.org/drawingml/2006/picture">
+                  <pic:nvPicPr>
+                    <pic:cNvPr id="1235197390" name="Picture 1235197390"/>
+                    <pic:cNvPicPr/>
+                  </pic:nvPicPr>
+                  <pic:blipFill>
+                    <a:blip r:embed="rId9" cstate="print">
+                      <a:extLst>
+                        <a:ext uri="{28A0092B-C50C-407E-A947-70E740481C1C}">
+                          <a14:useLocalDpi xmlns:a14="http://schemas.microsoft.com/office/drawing/2010/main" val="0"/>
+                        </a:ext>
+                      </a:extLst>
+                    </a:blip>
+                    <a:stretch>
+                      <a:fillRect/>
+                    </a:stretch>
+                  </pic:blipFill>
+                  <pic:spPr>
+                    <a:xfrm>
+                      <a:off x="0" y="0"/>
+                      <a:ext cx="3496514" cy="2021702"/>
+                    </a:xfrm>
+                    <a:prstGeom prst="rect">
+                      <a:avLst/>
+                    </a:prstGeom>
+                  </pic:spPr>
+                </pic:pic>
+              </a:graphicData>
+            </a:graphic>
+          </wp:inline>
+        </w:drawing>
+      </w:r>
+      <w:r>
+        <w:rPr>
+          <w:noProof/>
+          <w:sz w:val="20"/>
+          <w:szCs w:val="20"/>
+        </w:rPr>
+        <w:drawing>
+          <wp:inline distT="0" distB="0" distL="0" distR="0" wp14:anchorId="15E17F23" wp14:editId="64F8B5EA">
+            <wp:extent cx="2776343" cy="2471420"/>
+            <wp:effectExtent l="0" t="0" r="5080" b="5080"/>
+            <wp:docPr id="355045455" name="Picture 5"/>
+            <wp:cNvGraphicFramePr>
+              <a:graphicFrameLocks xmlns:a="http://schemas.openxmlformats.org/drawingml/2006/main" noChangeAspect="1"/>
+            </wp:cNvGraphicFramePr>
+            <a:graphic xmlns:a="http://schemas.openxmlformats.org/drawingml/2006/main">
+              <a:graphicData uri="http://schemas.openxmlformats.org/drawingml/2006/picture">
+                <pic:pic xmlns:pic="http://schemas.openxmlformats.org/drawingml/2006/picture">
+                  <pic:nvPicPr>
+                    <pic:cNvPr id="355045455" name="Picture 355045455"/>
+                    <pic:cNvPicPr/>
+                  </pic:nvPicPr>
+                  <pic:blipFill>
+                    <a:blip r:embed="rId10" cstate="print">
+                      <a:extLst>
+                        <a:ext uri="{28A0092B-C50C-407E-A947-70E740481C1C}">
+                          <a14:useLocalDpi xmlns:a14="http://schemas.microsoft.com/office/drawing/2010/main" val="0"/>
+                        </a:ext>
+                      </a:extLst>
+                    </a:blip>
+                    <a:stretch>
+                      <a:fillRect/>
+                    </a:stretch>
+                  </pic:blipFill>
+                  <pic:spPr>
+                    <a:xfrm>
+                      <a:off x="0" y="0"/>
+                      <a:ext cx="2779055" cy="2473834"/>
+                    </a:xfrm>
+                    <a:prstGeom prst="rect">
+                      <a:avLst/>
+                    </a:prstGeom>
+                  </pic:spPr>
+                </pic:pic>
+              </a:graphicData>
+            </a:graphic>
+          </wp:inline>
+        </w:drawing>
+      </w:r>
+      <w:r>
+        <w:rPr>
+          <w:noProof/>
+          <w:sz w:val="20"/>
+          <w:szCs w:val="20"/>
+        </w:rPr>
+        <w:drawing>
+          <wp:inline distT="0" distB="0" distL="0" distR="0" wp14:anchorId="07EF7043" wp14:editId="0D6E8BE0">
+            <wp:extent cx="3352800" cy="2535018"/>
+            <wp:effectExtent l="0" t="0" r="0" b="5080"/>
+            <wp:docPr id="1690749261" name="Picture 4"/>
+            <wp:cNvGraphicFramePr>
+              <a:graphicFrameLocks xmlns:a="http://schemas.openxmlformats.org/drawingml/2006/main" noChangeAspect="1"/>
+            </wp:cNvGraphicFramePr>
+            <a:graphic xmlns:a="http://schemas.openxmlformats.org/drawingml/2006/main">
+              <a:graphicData uri="http://schemas.openxmlformats.org/drawingml/2006/picture">
+                <pic:pic xmlns:pic="http://schemas.openxmlformats.org/drawingml/2006/picture">
+                  <pic:nvPicPr>
+                    <pic:cNvPr id="1690749261" name="Picture 1690749261"/>
+                    <pic:cNvPicPr/>
+                  </pic:nvPicPr>
+                  <pic:blipFill>
+                    <a:blip r:embed="rId11" cstate="print">
+                      <a:extLst>
+                        <a:ext uri="{28A0092B-C50C-407E-A947-70E740481C1C}">
+                          <a14:useLocalDpi xmlns:a14="http://schemas.microsoft.com/office/drawing/2010/main" val="0"/>
+                        </a:ext>
+                      </a:extLst>
+                    </a:blip>
+                    <a:stretch>
+                      <a:fillRect/>
+                    </a:stretch>
+                  </pic:blipFill>
+                  <pic:spPr>
+                    <a:xfrm>
+                      <a:off x="0" y="0"/>
+                      <a:ext cx="3357817" cy="2538811"/>
+                    </a:xfrm>
+                    <a:prstGeom prst="rect">
+                      <a:avLst/>
+                    </a:prstGeom>
+                  </pic:spPr>
+                </pic:pic>
+              </a:graphicData>
+            </a:graphic>
+          </wp:inline>
+        </w:drawing>
+      </w:r>
+    </w:p>
+    <w:p>
+      <w:pPr>
+        <w:rPr>
+          <w:b/>
+          <w:bCs/>
+          <w:sz w:val="20"/>
+          <w:szCs w:val="20"/>
+        </w:rPr>
+      </w:pPr>
+      <w:r>
+        <w:rPr>
+          <w:b/>
+          <w:bCs/>
+          <w:sz w:val="20"/>
+          <w:szCs w:val="20"/>
+        </w:rPr>
+        <w:t>Blending/Stacking</w:t>
+      </w:r>
+    </w:p>
+    <w:p>
+      <w:pPr>
+        <w:rPr>
+          <w:sz w:val="20"/>
+          <w:szCs w:val="20"/>
+        </w:rPr>
+      </w:pPr>
+      <w:r>
+        <w:rPr>
+          <w:sz w:val="20"/>
+          <w:szCs w:val="20"/>
+        </w:rPr>
+        <w:t>Averaging of predictions from multiple models (or weighted average)</w:t>
+      </w:r>
+    </w:p>
+    <w:p>
+      <w:pPr>
+        <w:rPr>
+          <w:sz w:val="20"/>
+          <w:szCs w:val="20"/>
+        </w:rPr>
+      </w:pPr>
+      <w:r>
+        <w:rPr>
+          <w:sz w:val="20"/>
+          <w:szCs w:val="20"/>
+        </w:rPr>
+        <w:t>Meta-learner created using outputs from multiple models</w:t>
+      </w:r>
+    </w:p>
+    <w:p>
+      <w:pPr>
+        <w:rPr>
+          <w:sz w:val="20"/>
+          <w:szCs w:val="20"/>
+        </w:rPr>
+      </w:pPr>
+    </w:p>
+    <w:p>
+      <w:pPr>
+        <w:rPr>
+          <w:b/>
+          <w:bCs/>
+          <w:sz w:val="20"/>
+          <w:szCs w:val="20"/>
+        </w:rPr>
+      </w:pPr>
+      <w:r>
+        <w:rPr>
+          <w:b/>
+          <w:bCs/>
+          <w:sz w:val="20"/>
+          <w:szCs w:val="20"/>
+        </w:rPr>
+        <w:lastRenderedPageBreak/>
+        <w:t>Workflow:</w:t>
+      </w:r>
+    </w:p>
+    <w:p>
+      <w:pPr>
+        <w:rPr>
+          <w:sz w:val="20"/>
+          <w:szCs w:val="20"/>
+        </w:rPr>
+      </w:pPr>
+      <w:r>
+        <w:rPr>
+          <w:sz w:val="20"/>
+          <w:szCs w:val="20"/>
+        </w:rPr>
+        <w:t>Data -&gt; folds -&gt; train each fold on the other folds -&gt; predict for that fold</w:t>
+      </w:r>
+      <w:r>
+        <w:rPr>
+          <w:sz w:val="20"/>
+          <w:szCs w:val="20"/>
+        </w:rPr>
+        <w:t xml:space="preserve"> -&gt; combine all predictions for all of trained data -&gt; OOF preds (RF x XGB x LGBM </w:t>
+      </w:r>
+      <w:proofErr w:type="spellStart"/>
+      <w:r>
+        <w:rPr>
+          <w:sz w:val="20"/>
+          <w:szCs w:val="20"/>
+        </w:rPr>
+        <w:t>etc</w:t>
+      </w:r>
+      <w:proofErr w:type="spellEnd"/>
+      <w:r>
+        <w:rPr>
+          <w:sz w:val="20"/>
+          <w:szCs w:val="20"/>
+        </w:rPr>
+        <w:t xml:space="preserve">) -&gt; use all of these to train a meta learner - &gt; retrain each minor models on all of the data -&gt; that will be used to predict on test </w:t>
+      </w:r>
     </w:p>
     <w:sectPr>
       <w:pgSz w:w="12240" w:h="15840"/>
@@ -2319,6 +3919,17 @@
       <w:spacing w:val="5"/>
     </w:rPr>
   </w:style>
+  <w:style w:type="character" w:styleId="Strong">
+    <w:name w:val="Strong"/>
+    <w:basedOn w:val="DefaultParagraphFont"/>
+    <w:uiPriority w:val="22"/>
+    <w:qFormat/>
+    <w:rsid w:val="0071399E"/>
+    <w:rPr>
+      <w:b/>
+      <w:bCs/>
+    </w:rPr>
+  </w:style>
 </w:styles>
 </file>
 
